--- a/ky/discovery-articles/1.8 Ок-дары.docx
+++ b/ky/discovery-articles/1.8 Ок-дары.docx
@@ -4,474 +4,314 @@
   <w:body>
     <w:p>
       <w:pPr>
-        <w:keepNext/>
-        <w:spacing w:before="280" w:after="120"/>
+        <w:pStyle w:val="Title"/>
+        <w:widowControl/>
       </w:pPr>
       <w:r>
-        <w:rPr>
-          <w:rFonts w:ascii="Calibri" w:hAnsi="Calibri" w:eastAsia="Calibri"/>
-          <w:b/>
-          <w:i w:val="0"/>
-          <w:color w:val="004E8C"/>
-          <w:sz w:val="44"/>
-        </w:rPr>
-        <w:t>1.8 Ок-дары</w:t>
-      </w:r>
-    </w:p>
-    <w:p>
-      <w:pPr>
-        <w:spacing w:after="80"/>
-      </w:pPr>
-      <w:r>
-        <w:rPr>
-          <w:rFonts w:ascii="Calibri" w:hAnsi="Calibri" w:eastAsia="Calibri"/>
-          <w:b w:val="0"/>
-          <w:i/>
-          <w:color w:val="505050"/>
-          <w:sz w:val="22"/>
-        </w:rPr>
-        <w:t>1. Цивилизациянын пайдубалы</w:t>
-      </w:r>
-    </w:p>
-    <w:p>
-      <w:pPr>
-        <w:spacing w:after="200"/>
-      </w:pPr>
-      <w:r>
-        <w:rPr>
-          <w:rFonts w:ascii="Calibri" w:hAnsi="Calibri" w:eastAsia="Calibri"/>
-          <w:b w:val="0"/>
-          <w:i/>
-          <w:sz w:val="22"/>
-        </w:rPr>
-        <w:t>Мезгил: болжол менен б.з. 850-жыл (Кытайдагы алхимиялык тажрыйбалардын натыйжасы); болжол менен 1000-жылдан тартып согушта кеңири колдонулган | Негизги өкүлдөр: Тан династиясынын тушундагы кытай алхимиктери; XIII кылымга карата ислам дүйнөсүнө жана Европага тараган</w:t>
-      </w:r>
-    </w:p>
-    <w:p>
-      <w:pPr>
-        <w:spacing w:after="160" w:line="276" w:lineRule="auto"/>
-      </w:pPr>
-      <w:r>
-        <w:rPr>
-          <w:rFonts w:ascii="Calibri" w:hAnsi="Calibri" w:eastAsia="Calibri"/>
-          <w:b w:val="0"/>
-          <w:i w:val="0"/>
-          <w:sz w:val="22"/>
-        </w:rPr>
-        <w:t>Ок-дары — селитра, көмүр жана күкүрттөн турган, өтө тез күйүүчү аралашма. Кытайда табылган бул зат согуш өнөрүн, кен казууну жана чеп менен куралдын күч тең салмагын түп-тамырынан өзгөрткөн.</w:t>
+        <w:t xml:space="preserve">1.8 Кара дары</w:t>
       </w:r>
     </w:p>
     <w:p>
       <w:pPr>
         <w:keepNext/>
-        <w:spacing w:before="240" w:after="120"/>
+        <w:widowControl/>
       </w:pPr>
       <w:r>
         <w:rPr>
-          <w:rFonts w:ascii="Calibri" w:hAnsi="Calibri" w:eastAsia="Calibri"/>
-          <w:b/>
-          <w:i w:val="0"/>
-          <w:color w:val="004E8C"/>
-          <w:sz w:val="28"/>
+          <w:sz w:val="20"/>
         </w:rPr>
-        <w:t>Негизги фактылар</w:t>
+        <w:t xml:space="preserve">1. Цивилизациянын негиздери</w:t>
+      </w:r>
+    </w:p>
+    <w:p>
+      <w:pPr>
+        <w:keepNext/>
+        <w:widowControl/>
+      </w:pPr>
+      <w:r>
+        <w:rPr>
+          <w:sz w:val="20"/>
+        </w:rPr>
+        <w:t xml:space="preserve">Мезгил: болжол менен б. з. 850-жылы (кытайлык алхимиктердин ачылышы); болжол менен 1000-жылдан тартып согушта кеңири колдонулган | Негизги салым кошкондор: Тан династиясынын тушундагы кытайлык алхимиктер; XIII кылымга чейин ислам дүйнөсүнө жана Европага тараган</w:t>
+      </w:r>
+    </w:p>
+    <w:p>
+      <w:pPr>
+        <w:widowControl/>
+      </w:pPr>
+      <w:r>
+        <w:t xml:space="preserve">Кара дары — селитра, жыгач көмүрү жана күкүрттөн турган, өтө тез күйгөн аралашма. Кытайда ойлоп табылып, согушту, кен казууну жана чеп дубалы менен куралдын ортосундагы күч катышын өзгөрткөн.</w:t>
+      </w:r>
+    </w:p>
+    <w:p>
+      <w:pPr>
+        <w:pStyle w:val="Heading1"/>
+        <w:widowControl/>
+      </w:pPr>
+      <w:r>
+        <w:t xml:space="preserve">Негизги маалыматтар</w:t>
       </w:r>
     </w:p>
     <w:p>
       <w:pPr>
         <w:pStyle w:val="ListBullet"/>
+        <w:widowControl/>
       </w:pPr>
       <w:r>
-        <w:rPr>
-          <w:rFonts w:ascii="Calibri" w:hAnsi="Calibri" w:eastAsia="Calibri"/>
-          <w:b w:val="0"/>
-          <w:i w:val="0"/>
-          <w:sz w:val="22"/>
-        </w:rPr>
-        <w:t>Кытай алхимиктери Тан жана Сун династияларынын тушунда иштеп чыгышкан</w:t>
+        <w:t xml:space="preserve">Кытайлык алхимиктер Тан жана Сун доорлорунда иштеп чыгышкан.</w:t>
       </w:r>
     </w:p>
     <w:p>
       <w:pPr>
         <w:pStyle w:val="ListBullet"/>
+        <w:widowControl/>
       </w:pPr>
       <w:r>
-        <w:rPr>
-          <w:rFonts w:ascii="Calibri" w:hAnsi="Calibri" w:eastAsia="Calibri"/>
-          <w:b w:val="0"/>
-          <w:i w:val="0"/>
-          <w:sz w:val="22"/>
-        </w:rPr>
-        <w:t>Салттуу курамы: калий селитрасы, жыгач көмүрү жана күкүрт</w:t>
+        <w:t xml:space="preserve">Классикалык курамы: калий нитраты (селитра), жыгач көмүрү жана күкүрт.</w:t>
       </w:r>
     </w:p>
     <w:p>
       <w:pPr>
         <w:pStyle w:val="ListBullet"/>
+        <w:widowControl/>
       </w:pPr>
       <w:r>
-        <w:rPr>
-          <w:rFonts w:ascii="Calibri" w:hAnsi="Calibri" w:eastAsia="Calibri"/>
-          <w:b w:val="0"/>
-          <w:i w:val="0"/>
-          <w:sz w:val="22"/>
-        </w:rPr>
-        <w:t>Адегенде фейерверк, белги берүү жана өрттөөчү шаймандар үчүн колдонулган</w:t>
+        <w:t xml:space="preserve">Алгач салютта, белги берүүдө жана өрт чыгаруучу түзүлүштө колдонулган.</w:t>
       </w:r>
     </w:p>
     <w:p>
       <w:pPr>
         <w:pStyle w:val="ListBullet"/>
+        <w:widowControl/>
       </w:pPr>
       <w:r>
-        <w:rPr>
-          <w:rFonts w:ascii="Calibri" w:hAnsi="Calibri" w:eastAsia="Calibri"/>
-          <w:b w:val="0"/>
-          <w:i w:val="0"/>
-          <w:sz w:val="22"/>
-        </w:rPr>
-        <w:t>Кийинки орто кылымдарда ок атуучу куралдар менен замбиректер Евразияга кеңири тараган</w:t>
+        <w:t xml:space="preserve">Ок атуучу курал менен замбирек орто кылымдардын кийинки бөлүгүндө Евразияга тараган.</w:t>
       </w:r>
     </w:p>
     <w:p>
       <w:pPr>
         <w:pStyle w:val="ListBullet"/>
+        <w:widowControl/>
       </w:pPr>
       <w:r>
-        <w:rPr>
-          <w:rFonts w:ascii="Calibri" w:hAnsi="Calibri" w:eastAsia="Calibri"/>
-          <w:b w:val="0"/>
-          <w:i w:val="0"/>
-          <w:sz w:val="22"/>
-        </w:rPr>
-        <w:t>Ушул эле химиялык принцип кийин кен казууда жана жарандык курулушта колдонулган</w:t>
+        <w:t xml:space="preserve">Кийин ошол эле химия кен казууда жана курулушта пайдаланылган.</w:t>
       </w:r>
     </w:p>
     <w:p>
       <w:pPr>
-        <w:keepNext/>
-        <w:spacing w:before="240" w:after="120"/>
+        <w:pStyle w:val="Heading1"/>
+        <w:widowControl/>
       </w:pPr>
       <w:r>
-        <w:rPr>
-          <w:rFonts w:ascii="Calibri" w:hAnsi="Calibri" w:eastAsia="Calibri"/>
-          <w:b/>
-          <w:i w:val="0"/>
-          <w:color w:val="004E8C"/>
-          <w:sz w:val="28"/>
-        </w:rPr>
-        <w:t>Бул эмне</w:t>
+        <w:t xml:space="preserve">Бул эмне</w:t>
       </w:r>
     </w:p>
     <w:p>
       <w:pPr>
-        <w:spacing w:after="160" w:line="276" w:lineRule="auto"/>
+        <w:widowControl/>
       </w:pPr>
       <w:r>
-        <w:rPr>
-          <w:rFonts w:ascii="Calibri" w:hAnsi="Calibri" w:eastAsia="Calibri"/>
-          <w:b w:val="0"/>
-          <w:i w:val="0"/>
-          <w:sz w:val="22"/>
-        </w:rPr>
-        <w:t>Ок-дары — өтө тез күйүп, кыска убакытта көп өлчөмдө ысык газ бөлүп чыгарган катуу аралашма. Анын салттуу курамында кычкылтек менен камсыз кылуучу калий селитрасы, отун кызматын аткарган жыгач көмүрү жана тутанууну жеңилдеткен күкүрт бар. Фейерверкте ал жарык менен үн чыгарат, ал эми жабык түтүктө пайда болгон газ снарядды алдыга сүрөйт. Жөнөкөй айтканда, ок-дары — күйүүгө керектүү кычкылтегин өзү менен кошо алып жүргөн көчмө от. Ошондуктан ал жабык көңдөйдө да күйө берет.</w:t>
+        <w:t xml:space="preserve">Кара дары — күйүү аркылуу таасир эткен жарылуучу зат. Катуу аралашма ушунчалык тез күйгөндүктөн, бир заматта көп ысык газ бөлөт. Классикалык курамында кычкылтек берүүчү селитра, отун болгон жыгач көмүрү жана тутанууну жеңилдеткен күкүрт бар. Салютта жарык жана үн чыгарат; жабык түтүктө снарядды түртөт. Күйүүгө керектүү кычкылтегин өзү менен алып жүргөн отко салыштырса болот. Ошондуктан жабык камерада да иштейт.</w:t>
       </w:r>
     </w:p>
     <w:p>
       <w:pPr>
-        <w:keepNext/>
-        <w:spacing w:before="240" w:after="120"/>
+        <w:pStyle w:val="Heading1"/>
+        <w:widowControl/>
       </w:pPr>
       <w:r>
-        <w:rPr>
-          <w:rFonts w:ascii="Calibri" w:hAnsi="Calibri" w:eastAsia="Calibri"/>
-          <w:b/>
-          <w:i w:val="0"/>
-          <w:color w:val="004E8C"/>
-          <w:sz w:val="28"/>
-        </w:rPr>
-        <w:t>Аны ким ачкан же ойлоп тапкан</w:t>
+        <w:t xml:space="preserve">Ким ойлоп тапкан</w:t>
       </w:r>
     </w:p>
     <w:p>
       <w:pPr>
-        <w:spacing w:after="160" w:line="276" w:lineRule="auto"/>
+        <w:widowControl/>
       </w:pPr>
       <w:r>
-        <w:rPr>
-          <w:rFonts w:ascii="Calibri" w:hAnsi="Calibri" w:eastAsia="Calibri"/>
-          <w:b w:val="0"/>
-          <w:i w:val="0"/>
-          <w:sz w:val="22"/>
-        </w:rPr>
-        <w:t>Түбөлүк өмүр бере турган дарыны жана заттардын өзгөчө реакцияларын изилдеген кытай алхимиктери селитраны башка заттарга аралаштырып, анын кооптуу жалындап күйөрүн жазып калтырышкан. Ок-дарыны тапкан жалгыз адамдын аты белгилүү эмес. Сун династиясынын аскердик колдонмолорунда эле ок-дары колдонулган куралдар сүрөттөлөт. Бул ачылыш тажрыйба аркылуу жасалган: адамдар айрым аралашма кадимки отко караганда алда канча катуу жалын чыгарарын байкашкан.</w:t>
+        <w:t xml:space="preserve">Кытайлык алхимиктер өмүрдү узартуучу эликсир жана кызыктуу реакция издеп, селитраны башка заттар менен аралаштырышкан. Кооптуу күйүүлөрдү жазып калтырышкан. Бир кишинин аты жалпы кабыл алынган эмес. Сун династиясынын аскердик колдонмолорунда кара дары куралдары сүрөттөлгөн. Ачылыш тажрыйбадан чыккан: адамдар айрым аралашма кадимки оттон алда канча күчтүү жалындаарын байкашкан.</w:t>
       </w:r>
     </w:p>
     <w:p>
       <w:pPr>
-        <w:keepNext/>
-        <w:spacing w:before="240" w:after="120"/>
+        <w:pStyle w:val="Heading1"/>
+        <w:widowControl/>
       </w:pPr>
       <w:r>
-        <w:rPr>
-          <w:rFonts w:ascii="Calibri" w:hAnsi="Calibri" w:eastAsia="Calibri"/>
-          <w:b/>
-          <w:i w:val="0"/>
-          <w:color w:val="004E8C"/>
-          <w:sz w:val="28"/>
-        </w:rPr>
-        <w:t>Качан жана кантип пайда болгон</w:t>
+        <w:t xml:space="preserve">Качан жана кантип пайда болгон</w:t>
       </w:r>
     </w:p>
     <w:p>
       <w:pPr>
-        <w:spacing w:after="160" w:line="276" w:lineRule="auto"/>
+        <w:widowControl/>
       </w:pPr>
       <w:r>
-        <w:rPr>
-          <w:rFonts w:ascii="Calibri" w:hAnsi="Calibri" w:eastAsia="Calibri"/>
-          <w:b w:val="0"/>
-          <w:i w:val="0"/>
-          <w:sz w:val="22"/>
-        </w:rPr>
-        <w:t>Ок-дарынын калыптанган негизги мезгили — IX–XIII кылымдардагы Тан жана Сун династияларынын доору. Кийин анын жасалуу жолдору менен курал түрлөрү соода жана согуш жолдору аркылуу ислам дүйнөсүнө, андан соң Европага жеткен. Кийинки орто кылымдарда замбиректер кылымдар бою алынгыс көрүнгөн таш дубалдарды талкалай баштаган. Алхимиялык изденүүлөр, сарай устаканалары жана жаңы куралга болгон талап бул өнөрдүн өнүгүшүн тездеткен.</w:t>
+        <w:t xml:space="preserve">Негизги өнүгүү Тан жана Сун дооруна, болжол менен IX–XIII кылымдарга туура келет. Аралашманын курамы жана куралдар соода менен согуш жолдору аркылуу ислам дүйнөсүнө жана Европага жеткен. Орто кылымдардын кийинки бөлүгүндө замбирек мурда бузулгустай сезилген таш дубалга коркунуч туудура баштаган. Алхимия, сарай устаканалары жана жаңы куралга болгон муктаждык бул өнөрдү өнүктүргөн.</w:t>
       </w:r>
     </w:p>
     <w:p>
       <w:pPr>
-        <w:keepNext/>
-        <w:spacing w:before="240" w:after="120"/>
+        <w:pStyle w:val="Heading1"/>
+        <w:widowControl/>
       </w:pPr>
       <w:r>
-        <w:rPr>
-          <w:rFonts w:ascii="Calibri" w:hAnsi="Calibri" w:eastAsia="Calibri"/>
-          <w:b/>
-          <w:i w:val="0"/>
-          <w:color w:val="004E8C"/>
-          <w:sz w:val="28"/>
-        </w:rPr>
-        <w:t>Илимий жактан мааниси</w:t>
+        <w:t xml:space="preserve">Илим үчүн мааниси</w:t>
       </w:r>
     </w:p>
     <w:p>
       <w:pPr>
-        <w:spacing w:after="160" w:line="276" w:lineRule="auto"/>
+        <w:widowControl/>
       </w:pPr>
       <w:r>
-        <w:rPr>
-          <w:rFonts w:ascii="Calibri" w:hAnsi="Calibri" w:eastAsia="Calibri"/>
-          <w:b w:val="0"/>
-          <w:i w:val="0"/>
-          <w:sz w:val="22"/>
-        </w:rPr>
-        <w:t>Ок-дары химиялык энергияны күкүм түрүндө сактап, зарыл учурда дароо бөлүп чыгарууга болорун көрсөткөн. Кийин ушул идеядан кубаттуу жардыргыч заттар, ракеталар жана ичинен күйүүчү кыймылдаткычтар өнүккөн: химиясы ар башка болгону менен, максат — топтолгон энергияны башкаруу — бирдей. Илимий жактан алганда, бул кычкылдануу процессинин айкын мисалы: селитра күйүүгө керектүү кычкылтекти аралашманын ичинде алып жүрөт.</w:t>
+        <w:t xml:space="preserve">Кара дары химия аркылуу энергияны күкүмдө сактап, керектүү учурда бөлүп чыгарууга болорун көрсөткөн. Кийин бул багыт күчтүү жарылуучу заттар, ракеталар жана ички күйүү менен уланган. Химиясы башка болсо да, көздөгөн максаты окшош. Илимий жактан бул кычкылдануунун мисалы: нитрат аралашмага керектүү кычкылтекти өзү менен камсыз кылат.</w:t>
       </w:r>
     </w:p>
     <w:p>
       <w:pPr>
-        <w:keepNext/>
-        <w:spacing w:before="240" w:after="120"/>
+        <w:pStyle w:val="Heading1"/>
+        <w:widowControl/>
       </w:pPr>
       <w:r>
-        <w:rPr>
-          <w:rFonts w:ascii="Calibri" w:hAnsi="Calibri" w:eastAsia="Calibri"/>
-          <w:b/>
-          <w:i w:val="0"/>
-          <w:color w:val="004E8C"/>
-          <w:sz w:val="28"/>
-        </w:rPr>
-        <w:t>Кийинки өнүгүүлөргө тийгизген таасири</w:t>
+        <w:t xml:space="preserve">Кийинки өнүгүүгө таасири</w:t>
       </w:r>
     </w:p>
     <w:p>
       <w:pPr>
-        <w:spacing w:after="160" w:line="276" w:lineRule="auto"/>
+        <w:widowControl/>
       </w:pPr>
       <w:r>
-        <w:rPr>
-          <w:rFonts w:ascii="Calibri" w:hAnsi="Calibri" w:eastAsia="Calibri"/>
-          <w:b w:val="0"/>
-          <w:i w:val="0"/>
-          <w:sz w:val="22"/>
-        </w:rPr>
-        <w:t>Тапанчалар, мушкеттер жана артиллерия кургактагы аскерлер менен деңиз флотунун түзүлүшүн өзгөрткөн. Жардыруу ыкмасы кен казууда, канал салууда жана асканы жарып өтүүдө колдонулган. Кытайдын от жебелеринен азыркы ташуучу ракеталарга чейинки ракеталык техника ушул идеянын уландысы. Кийин түтүнсүз ок-дарыны жана коопсузураак жардыргычтарды издөө да ушул химиялык тарыхтын жаңы баскычы болгон.</w:t>
+        <w:t xml:space="preserve">Колго кармап атуучу курал, мушкет жана артиллерия кургактагы аскер менен флотту өзгөрткөн. Кен казууда жана канал курууда ташты бузуу үчүн жардыруу колдонулган. Кытайдын оттуу жебелеринен азыркы космостук ракеталарга чейин ушул идеянын уландысы бар. Кийин түтүнсүз порохту жана коопсузураак жарылуучу заттарды издөө ошол химиялык тарыхты уланткан.</w:t>
       </w:r>
     </w:p>
     <w:p>
       <w:pPr>
-        <w:keepNext/>
-        <w:spacing w:before="240" w:after="120"/>
+        <w:pStyle w:val="Heading1"/>
+        <w:widowControl/>
       </w:pPr>
       <w:r>
-        <w:rPr>
-          <w:rFonts w:ascii="Calibri" w:hAnsi="Calibri" w:eastAsia="Calibri"/>
-          <w:b/>
-          <w:i w:val="0"/>
-          <w:color w:val="004E8C"/>
-          <w:sz w:val="28"/>
-        </w:rPr>
-        <w:t>Адамдардын жашоосун кантип өзгөрткөн</w:t>
+        <w:t xml:space="preserve">Адамдардын жашоосун кантип өзгөрткөн</w:t>
       </w:r>
     </w:p>
     <w:p>
       <w:pPr>
-        <w:spacing w:after="160" w:line="276" w:lineRule="auto"/>
+        <w:widowControl/>
       </w:pPr>
       <w:r>
-        <w:rPr>
-          <w:rFonts w:ascii="Calibri" w:hAnsi="Calibri" w:eastAsia="Calibri"/>
-          <w:b w:val="0"/>
-          <w:i w:val="0"/>
-          <w:sz w:val="22"/>
-        </w:rPr>
-        <w:t>Ок-дары согушту мурдагыдан да катуу, алыскы аралыкка жеткен жана кыйраткыч кылып, жоокерлер менен катар карапайым калкка да чоң коркунуч жараткан. Ошол эле учурда туннелдерди казууга, темир жолдорду курууга жана тоо тектерин жарып өтүүгө жардам берген. Фейерверк майрамдын өзүнчө тилине айланган. Бир кезде чеп дубалдарын кулаткан ошол эле ойлоп табуу бүгүн да майрамдарда асманды жарыктандырат. Адамзат жаңы күчкө ээ болуу менен бирге коркунучтун жаңы түрүн да тааныган.</w:t>
+        <w:t xml:space="preserve">Кара дары согушту ызы-чуулуу кылып, соккунун аралыгын узарткан. Кыйратуучу таасири жоокерге да, жай тургунга да күчөгөн. Ошол эле учурда туннель казууга жана темир жол курууга жардам берген. Салют майрамдын белгисине айланган. Бир кезде чеп дубалын кулаткан ойлоп табуу бүгүн да майрамдарда колдонулат. Адамзат аны менен кубаттын да, коркунучтун да жаңы түрүн тааныган.</w:t>
       </w:r>
     </w:p>
     <w:p>
       <w:pPr>
-        <w:keepNext/>
-        <w:spacing w:before="240" w:after="120"/>
+        <w:pStyle w:val="Heading1"/>
+        <w:widowControl/>
       </w:pPr>
       <w:r>
-        <w:rPr>
-          <w:rFonts w:ascii="Calibri" w:hAnsi="Calibri" w:eastAsia="Calibri"/>
-          <w:b/>
-          <w:i w:val="0"/>
-          <w:color w:val="004E8C"/>
-          <w:sz w:val="28"/>
-        </w:rPr>
-        <w:t>Булактар жана шилтемелер</w:t>
+        <w:t>Булактар жана кошумча окуу</w:t>
       </w:r>
     </w:p>
     <w:p>
       <w:pPr>
-        <w:keepNext/>
-        <w:spacing w:before="240" w:after="120"/>
+        <w:pStyle w:val="Heading2"/>
+        <w:widowControl/>
       </w:pPr>
       <w:r>
         <w:rPr>
-          <w:rFonts w:ascii="Calibri" w:hAnsi="Calibri" w:eastAsia="Calibri"/>
-          <w:b/>
-          <w:i w:val="0"/>
-          <w:color w:val="004E8C"/>
-          <w:sz w:val="24"/>
+          <w:sz w:val="20"/>
         </w:rPr>
-        <w:t>A. Китептер жана негизги илимий эмгектер</w:t>
+        <w:t>Китептер жана негизги илимий эмгектер</w:t>
       </w:r>
     </w:p>
     <w:p>
       <w:pPr>
-        <w:spacing w:after="80"/>
-        <w:ind w:left="360"/>
+        <w:widowControl/>
       </w:pPr>
       <w:r>
         <w:rPr>
-          <w:rFonts w:ascii="Calibri" w:hAnsi="Calibri" w:eastAsia="Calibri"/>
-          <w:b w:val="0"/>
-          <w:i w:val="0"/>
-          <w:sz w:val="22"/>
+          <w:sz w:val="20"/>
         </w:rPr>
         <w:t>1. Needham, Joseph. Science and Civilisation in China, Vol. 5: Chemistry and Chemical Technology. Cambridge: Cambridge University Press, 1986.</w:t>
       </w:r>
     </w:p>
     <w:p>
       <w:pPr>
-        <w:keepNext/>
-        <w:spacing w:before="240" w:after="120"/>
+        <w:pStyle w:val="Heading2"/>
+        <w:widowControl/>
       </w:pPr>
       <w:r>
         <w:rPr>
-          <w:rFonts w:ascii="Calibri" w:hAnsi="Calibri" w:eastAsia="Calibri"/>
-          <w:b/>
-          <w:i w:val="0"/>
-          <w:color w:val="004E8C"/>
-          <w:sz w:val="24"/>
+          <w:sz w:val="20"/>
         </w:rPr>
-        <w:t>C. Мекемелердин материалдары жана энциклопедиялык булактар</w:t>
+        <w:t>Уюмдардын жана энциклопедиялардын материалдары</w:t>
       </w:r>
     </w:p>
     <w:p>
       <w:pPr>
-        <w:spacing w:after="80"/>
-        <w:ind w:left="360"/>
+        <w:widowControl/>
       </w:pPr>
       <w:r>
         <w:rPr>
-          <w:rFonts w:ascii="Calibri" w:hAnsi="Calibri" w:eastAsia="Calibri"/>
-          <w:b w:val="0"/>
-          <w:i w:val="0"/>
-          <w:sz w:val="22"/>
+          <w:sz w:val="20"/>
         </w:rPr>
-        <w:t>1. Encyclopaedia Britannica. “Gunpowder” (“Ок-дары”).</w:t>
-      </w:r>
-      <w:r>
-        <w:rPr>
-          <w:rFonts w:ascii="Calibri" w:hAnsi="Calibri" w:eastAsia="Calibri"/>
-          <w:b w:val="0"/>
-          <w:i w:val="0"/>
-          <w:sz w:val="22"/>
-        </w:rPr>
-        <w:t xml:space="preserve"> </w:t>
+        <w:t xml:space="preserve">1. Encyclopaedia Britannica. 'Gunpowder.' </w:t>
       </w:r>
       <w:hyperlink r:id="rId9">
         <w:r>
           <w:rPr>
-            <w:rFonts w:ascii="Calibri" w:hAnsi="Calibri" w:eastAsia="Calibri"/>
-            <w:b w:val="0"/>
-            <w:i w:val="0"/>
-            <w:sz w:val="22"/>
-            <w:color w:val="0563C1"/>
-            <w:u w:val="single"/>
+            <w:sz w:val="20"/>
           </w:rPr>
           <w:t>https://www.britannica.com/technology/gunpowder</w:t>
         </w:r>
       </w:hyperlink>
+      <w:r>
+        <w:rPr>
+          <w:sz w:val="20"/>
+        </w:rPr>
+      </w:r>
     </w:p>
     <w:p>
       <w:pPr>
-        <w:spacing w:after="80"/>
-        <w:ind w:left="360"/>
+        <w:widowControl/>
       </w:pPr>
       <w:r>
         <w:rPr>
-          <w:rFonts w:ascii="Calibri" w:hAnsi="Calibri" w:eastAsia="Calibri"/>
-          <w:b w:val="0"/>
-          <w:i w:val="0"/>
-          <w:sz w:val="22"/>
+          <w:sz w:val="20"/>
         </w:rPr>
-        <w:t>2. Metropolitan Museum of Art. Heilbrunn Timeline of Art History.</w:t>
-      </w:r>
-      <w:r>
-        <w:rPr>
-          <w:rFonts w:ascii="Calibri" w:hAnsi="Calibri" w:eastAsia="Calibri"/>
-          <w:b w:val="0"/>
-          <w:i w:val="0"/>
-          <w:sz w:val="22"/>
-        </w:rPr>
-        <w:t xml:space="preserve"> </w:t>
+        <w:t xml:space="preserve">2. Metropolitan Museum of Art. Heilbrunn Timeline of Art History. </w:t>
       </w:r>
       <w:hyperlink r:id="rId10">
         <w:r>
           <w:rPr>
-            <w:rFonts w:ascii="Calibri" w:hAnsi="Calibri" w:eastAsia="Calibri"/>
-            <w:b w:val="0"/>
-            <w:i w:val="0"/>
-            <w:sz w:val="22"/>
-            <w:color w:val="0563C1"/>
-            <w:u w:val="single"/>
+            <w:sz w:val="20"/>
           </w:rPr>
           <w:t>https://www.metmuseum.org/toah/</w:t>
         </w:r>
       </w:hyperlink>
+      <w:r>
+        <w:rPr>
+          <w:sz w:val="20"/>
+        </w:rPr>
+      </w:r>
     </w:p>
     <w:sectPr>
-      <w:pgSz w:w="12240" w:h="15840"/>
-      <w:pgMar w:top="1296" w:right="1440" w:bottom="1296" w:left="1440" w:header="720" w:footer="720" w:gutter="0"/>
+      <w:footerReference w:type="default" r:id="rId11"/>
+      <w:pgSz w:w="11906" w:h="16838"/>
+      <w:pgMar w:top="1020" w:right="1134" w:bottom="1020" w:left="1134" w:header="720" w:footer="720" w:gutter="0"/>
       <w:cols w:space="720"/>
       <w:docGrid w:linePitch="360"/>
     </w:sectPr>
   </w:body>
 </w:document>
+</file>
+
+<file path=word/footer1.xml><?xml version="1.0" encoding="utf-8"?>
+<w:ftr xmlns:m="http://schemas.openxmlformats.org/officeDocument/2006/math" xmlns:mc="http://schemas.openxmlformats.org/markup-compatibility/2006" xmlns:mo="http://schemas.microsoft.com/office/mac/office/2008/main" xmlns:mv="urn:schemas-microsoft-com:mac:vml" xmlns:o="urn:schemas-microsoft-com:office:office" xmlns:r="http://schemas.openxmlformats.org/officeDocument/2006/relationships" xmlns:v="urn:schemas-microsoft-com:vml" xmlns:w10="urn:schemas-microsoft-com:office:word" xmlns:w14="http://schemas.microsoft.com/office/word/2010/wordml" xmlns:w="http://schemas.openxmlformats.org/wordprocessingml/2006/main" xmlns:wne="http://schemas.microsoft.com/office/word/2006/wordml" xmlns:wp14="http://schemas.microsoft.com/office/word/2010/wordprocessingDrawing" xmlns:wp="http://schemas.openxmlformats.org/drawingml/2006/wordprocessingDrawing" xmlns:wpc="http://schemas.microsoft.com/office/word/2010/wordprocessingCanvas" xmlns:wpg="http://schemas.microsoft.com/office/word/2010/wordprocessingGroup" xmlns:wpi="http://schemas.microsoft.com/office/word/2010/wordprocessingInk" xmlns:wps="http://schemas.microsoft.com/office/word/2010/wordprocessingShape" mc:Ignorable="w14 wp14">
+  <w:p>
+    <w:pPr>
+      <w:pStyle w:val="Footer"/>
+      <w:jc w:val="right"/>
+    </w:pPr>
+    <w:fldSimple w:instr="PAGE"/>
+  </w:p>
+</w:ftr>
 </file>
 
 <file path=word/numbering.xml><?xml version="1.0" encoding="utf-8"?>
@@ -682,7 +522,7 @@
   <w:docDefaults>
     <w:rPrDefault>
       <w:rPr>
-        <w:rFonts w:asciiTheme="minorHAnsi" w:eastAsiaTheme="minorEastAsia" w:hAnsiTheme="minorHAnsi" w:cstheme="minorBidi"/>
+        <w:rFonts/>
         <w:sz w:val="22"/>
         <w:szCs w:val="22"/>
         <w:lang w:val="en-US" w:eastAsia="en-US" w:bidi="ar-SA"/>
@@ -837,6 +677,15 @@
     <w:name w:val="Normal"/>
     <w:qFormat/>
     <w:rsid w:val="00FC693F"/>
+    <w:pPr>
+      <w:spacing w:after="120" w:line="259" w:lineRule="auto"/>
+    </w:pPr>
+    <w:rPr>
+      <w:rFonts w:ascii="Times New Roman" w:hAnsi="Times New Roman"/>
+      <w:color w:val="000000"/>
+      <w:sz w:val="24"/>
+      <w:lang w:val="ky-KG"/>
+    </w:rPr>
   </w:style>
   <w:style w:type="paragraph" w:styleId="Header">
     <w:name w:val="header"/>
@@ -893,16 +742,17 @@
     <w:pPr>
       <w:keepNext/>
       <w:keepLines/>
-      <w:spacing w:before="480" w:after="0"/>
+      <w:spacing w:before="480" w:after="120" w:line="259" w:lineRule="auto"/>
       <w:outlineLvl w:val="0"/>
     </w:pPr>
     <w:rPr>
-      <w:rFonts w:asciiTheme="majorHAnsi" w:eastAsiaTheme="majorEastAsia" w:hAnsiTheme="majorHAnsi" w:cstheme="majorBidi"/>
+      <w:rFonts w:ascii="Times New Roman" w:hAnsi="Times New Roman"/>
       <w:b/>
       <w:bCs/>
-      <w:color w:val="365F91" w:themeColor="accent1" w:themeShade="BF"/>
-      <w:sz w:val="28"/>
+      <w:color w:val="000000"/>
+      <w:sz w:val="26"/>
       <w:szCs w:val="28"/>
+      <w:lang w:val="ky-KG"/>
     </w:rPr>
   </w:style>
   <w:style w:type="paragraph" w:styleId="Heading2">
@@ -917,16 +767,17 @@
     <w:pPr>
       <w:keepNext/>
       <w:keepLines/>
-      <w:spacing w:before="200" w:after="0"/>
+      <w:spacing w:before="200" w:after="120" w:line="259" w:lineRule="auto"/>
       <w:outlineLvl w:val="1"/>
     </w:pPr>
     <w:rPr>
-      <w:rFonts w:asciiTheme="majorHAnsi" w:eastAsiaTheme="majorEastAsia" w:hAnsiTheme="majorHAnsi" w:cstheme="majorBidi"/>
+      <w:rFonts w:ascii="Times New Roman" w:hAnsi="Times New Roman"/>
       <w:b/>
       <w:bCs/>
-      <w:color w:val="4F81BD" w:themeColor="accent1"/>
+      <w:color w:val="000000"/>
       <w:sz w:val="26"/>
       <w:szCs w:val="26"/>
+      <w:lang w:val="ky-KG"/>
     </w:rPr>
   </w:style>
   <w:style w:type="paragraph" w:styleId="Heading3">
@@ -945,7 +796,7 @@
       <w:outlineLvl w:val="2"/>
     </w:pPr>
     <w:rPr>
-      <w:rFonts w:asciiTheme="majorHAnsi" w:eastAsiaTheme="majorEastAsia" w:hAnsiTheme="majorHAnsi" w:cstheme="majorBidi"/>
+      <w:rFonts/>
       <w:b/>
       <w:bCs/>
       <w:color w:val="4F81BD" w:themeColor="accent1"/>
@@ -968,7 +819,7 @@
       <w:outlineLvl w:val="3"/>
     </w:pPr>
     <w:rPr>
-      <w:rFonts w:asciiTheme="majorHAnsi" w:eastAsiaTheme="majorEastAsia" w:hAnsiTheme="majorHAnsi" w:cstheme="majorBidi"/>
+      <w:rFonts/>
       <w:b/>
       <w:bCs/>
       <w:i/>
@@ -993,7 +844,7 @@
       <w:outlineLvl w:val="4"/>
     </w:pPr>
     <w:rPr>
-      <w:rFonts w:asciiTheme="majorHAnsi" w:eastAsiaTheme="majorEastAsia" w:hAnsiTheme="majorHAnsi" w:cstheme="majorBidi"/>
+      <w:rFonts/>
       <w:color w:val="243F60" w:themeColor="accent1" w:themeShade="7F"/>
     </w:rPr>
   </w:style>
@@ -1014,7 +865,7 @@
       <w:outlineLvl w:val="5"/>
     </w:pPr>
     <w:rPr>
-      <w:rFonts w:asciiTheme="majorHAnsi" w:eastAsiaTheme="majorEastAsia" w:hAnsiTheme="majorHAnsi" w:cstheme="majorBidi"/>
+      <w:rFonts/>
       <w:i/>
       <w:iCs/>
       <w:color w:val="243F60" w:themeColor="accent1" w:themeShade="7F"/>
@@ -1037,7 +888,7 @@
       <w:outlineLvl w:val="6"/>
     </w:pPr>
     <w:rPr>
-      <w:rFonts w:asciiTheme="majorHAnsi" w:eastAsiaTheme="majorEastAsia" w:hAnsiTheme="majorHAnsi" w:cstheme="majorBidi"/>
+      <w:rFonts/>
       <w:i/>
       <w:iCs/>
       <w:color w:val="404040" w:themeColor="text1" w:themeTint="BF"/>
@@ -1060,7 +911,7 @@
       <w:outlineLvl w:val="7"/>
     </w:pPr>
     <w:rPr>
-      <w:rFonts w:asciiTheme="majorHAnsi" w:eastAsiaTheme="majorEastAsia" w:hAnsiTheme="majorHAnsi" w:cstheme="majorBidi"/>
+      <w:rFonts/>
       <w:color w:val="4F81BD" w:themeColor="accent1"/>
       <w:sz w:val="20"/>
       <w:szCs w:val="20"/>
@@ -1083,7 +934,7 @@
       <w:outlineLvl w:val="8"/>
     </w:pPr>
     <w:rPr>
-      <w:rFonts w:asciiTheme="majorHAnsi" w:eastAsiaTheme="majorEastAsia" w:hAnsiTheme="majorHAnsi" w:cstheme="majorBidi"/>
+      <w:rFonts/>
       <w:i/>
       <w:iCs/>
       <w:color w:val="404040" w:themeColor="text1" w:themeTint="BF"/>
@@ -1134,7 +985,7 @@
     <w:uiPriority w:val="9"/>
     <w:rsid w:val="00FC693F"/>
     <w:rPr>
-      <w:rFonts w:asciiTheme="majorHAnsi" w:eastAsiaTheme="majorEastAsia" w:hAnsiTheme="majorHAnsi" w:cstheme="majorBidi"/>
+      <w:rFonts/>
       <w:b/>
       <w:bCs/>
       <w:color w:val="365F91" w:themeColor="accent1" w:themeShade="BF"/>
@@ -1149,7 +1000,7 @@
     <w:uiPriority w:val="9"/>
     <w:rsid w:val="00FC693F"/>
     <w:rPr>
-      <w:rFonts w:asciiTheme="majorHAnsi" w:eastAsiaTheme="majorEastAsia" w:hAnsiTheme="majorHAnsi" w:cstheme="majorBidi"/>
+      <w:rFonts/>
       <w:b/>
       <w:bCs/>
       <w:color w:val="4F81BD" w:themeColor="accent1"/>
@@ -1164,7 +1015,7 @@
     <w:uiPriority w:val="9"/>
     <w:rsid w:val="00FC693F"/>
     <w:rPr>
-      <w:rFonts w:asciiTheme="majorHAnsi" w:eastAsiaTheme="majorEastAsia" w:hAnsiTheme="majorHAnsi" w:cstheme="majorBidi"/>
+      <w:rFonts/>
       <w:b/>
       <w:bCs/>
       <w:color w:val="4F81BD" w:themeColor="accent1"/>
@@ -1179,19 +1030,17 @@
     <w:qFormat/>
     <w:rsid w:val="00FC693F"/>
     <w:pPr>
-      <w:pBdr>
-        <w:bottom w:val="single" w:sz="8" w:space="4" w:color="4F81BD" w:themeColor="accent1"/>
-      </w:pBdr>
-      <w:spacing w:after="300" w:line="240" w:lineRule="auto"/>
+      <w:spacing w:after="120" w:line="259" w:lineRule="auto"/>
       <w:contextualSpacing/>
     </w:pPr>
     <w:rPr>
-      <w:rFonts w:asciiTheme="majorHAnsi" w:eastAsiaTheme="majorEastAsia" w:hAnsiTheme="majorHAnsi" w:cstheme="majorBidi"/>
-      <w:color w:val="17365D" w:themeColor="text2" w:themeShade="BF"/>
+      <w:rFonts w:ascii="Times New Roman" w:hAnsi="Times New Roman"/>
+      <w:color w:val="000000"/>
       <w:spacing w:val="5"/>
       <w:kern w:val="28"/>
-      <w:sz w:val="52"/>
+      <w:sz w:val="40"/>
       <w:szCs w:val="52"/>
+      <w:lang w:val="ky-KG"/>
     </w:rPr>
   </w:style>
   <w:style w:type="character" w:customStyle="1" w:styleId="TitleChar">
@@ -1201,7 +1050,7 @@
     <w:uiPriority w:val="10"/>
     <w:rsid w:val="00FC693F"/>
     <w:rPr>
-      <w:rFonts w:asciiTheme="majorHAnsi" w:eastAsiaTheme="majorEastAsia" w:hAnsiTheme="majorHAnsi" w:cstheme="majorBidi"/>
+      <w:rFonts/>
       <w:color w:val="17365D" w:themeColor="text2" w:themeShade="BF"/>
       <w:spacing w:val="5"/>
       <w:kern w:val="28"/>
@@ -1223,7 +1072,7 @@
       </w:numPr>
     </w:pPr>
     <w:rPr>
-      <w:rFonts w:asciiTheme="majorHAnsi" w:eastAsiaTheme="majorEastAsia" w:hAnsiTheme="majorHAnsi" w:cstheme="majorBidi"/>
+      <w:rFonts/>
       <w:i/>
       <w:iCs/>
       <w:color w:val="4F81BD" w:themeColor="accent1"/>
@@ -1239,7 +1088,7 @@
     <w:uiPriority w:val="11"/>
     <w:rsid w:val="00FC693F"/>
     <w:rPr>
-      <w:rFonts w:asciiTheme="majorHAnsi" w:eastAsiaTheme="majorEastAsia" w:hAnsiTheme="majorHAnsi" w:cstheme="majorBidi"/>
+      <w:rFonts/>
       <w:i/>
       <w:iCs/>
       <w:color w:val="4F81BD" w:themeColor="accent1"/>
@@ -1364,8 +1213,15 @@
       <w:numPr>
         <w:numId w:val="1"/>
       </w:numPr>
+      <w:spacing w:after="120" w:line="259" w:lineRule="auto"/>
       <w:contextualSpacing/>
     </w:pPr>
+    <w:rPr>
+      <w:rFonts w:ascii="Times New Roman" w:hAnsi="Times New Roman"/>
+      <w:color w:val="000000"/>
+      <w:sz w:val="24"/>
+      <w:lang w:val="ky-KG"/>
+    </w:rPr>
   </w:style>
   <w:style w:type="paragraph" w:styleId="ListBullet2">
     <w:name w:val="List Bullet 2"/>
@@ -1537,7 +1393,7 @@
     <w:semiHidden/>
     <w:rsid w:val="00FC693F"/>
     <w:rPr>
-      <w:rFonts w:asciiTheme="majorHAnsi" w:eastAsiaTheme="majorEastAsia" w:hAnsiTheme="majorHAnsi" w:cstheme="majorBidi"/>
+      <w:rFonts/>
       <w:b/>
       <w:bCs/>
       <w:i/>
@@ -1553,7 +1409,7 @@
     <w:semiHidden/>
     <w:rsid w:val="00FC693F"/>
     <w:rPr>
-      <w:rFonts w:asciiTheme="majorHAnsi" w:eastAsiaTheme="majorEastAsia" w:hAnsiTheme="majorHAnsi" w:cstheme="majorBidi"/>
+      <w:rFonts/>
       <w:color w:val="243F60" w:themeColor="accent1" w:themeShade="7F"/>
     </w:rPr>
   </w:style>
@@ -1565,7 +1421,7 @@
     <w:semiHidden/>
     <w:rsid w:val="00FC693F"/>
     <w:rPr>
-      <w:rFonts w:asciiTheme="majorHAnsi" w:eastAsiaTheme="majorEastAsia" w:hAnsiTheme="majorHAnsi" w:cstheme="majorBidi"/>
+      <w:rFonts/>
       <w:i/>
       <w:iCs/>
       <w:color w:val="243F60" w:themeColor="accent1" w:themeShade="7F"/>
@@ -1579,7 +1435,7 @@
     <w:semiHidden/>
     <w:rsid w:val="00FC693F"/>
     <w:rPr>
-      <w:rFonts w:asciiTheme="majorHAnsi" w:eastAsiaTheme="majorEastAsia" w:hAnsiTheme="majorHAnsi" w:cstheme="majorBidi"/>
+      <w:rFonts/>
       <w:i/>
       <w:iCs/>
       <w:color w:val="404040" w:themeColor="text1" w:themeTint="BF"/>
@@ -1593,7 +1449,7 @@
     <w:semiHidden/>
     <w:rsid w:val="00FC693F"/>
     <w:rPr>
-      <w:rFonts w:asciiTheme="majorHAnsi" w:eastAsiaTheme="majorEastAsia" w:hAnsiTheme="majorHAnsi" w:cstheme="majorBidi"/>
+      <w:rFonts/>
       <w:color w:val="4F81BD" w:themeColor="accent1"/>
       <w:sz w:val="20"/>
       <w:szCs w:val="20"/>
@@ -1607,7 +1463,7 @@
     <w:semiHidden/>
     <w:rsid w:val="00FC693F"/>
     <w:rPr>
-      <w:rFonts w:asciiTheme="majorHAnsi" w:eastAsiaTheme="majorEastAsia" w:hAnsiTheme="majorHAnsi" w:cstheme="majorBidi"/>
+      <w:rFonts/>
       <w:i/>
       <w:iCs/>
       <w:color w:val="404040" w:themeColor="text1" w:themeTint="BF"/>
@@ -1666,9 +1522,6 @@
     <w:qFormat/>
     <w:rsid w:val="00FC693F"/>
     <w:pPr>
-      <w:pBdr>
-        <w:bottom w:val="single" w:sz="4" w:space="4" w:color="4F81BD" w:themeColor="accent1"/>
-      </w:pBdr>
       <w:spacing w:before="200" w:after="280"/>
       <w:ind w:left="936" w:right="936"/>
     </w:pPr>
@@ -3196,7 +3049,7 @@
         <w:spacing w:before="0" w:after="0" w:line="240" w:lineRule="auto"/>
       </w:pPr>
       <w:rPr>
-        <w:rFonts w:asciiTheme="majorHAnsi" w:eastAsiaTheme="majorEastAsia" w:hAnsiTheme="majorHAnsi" w:cstheme="majorBidi"/>
+        <w:rFonts/>
         <w:b/>
         <w:bCs/>
       </w:rPr>
@@ -3217,7 +3070,7 @@
         <w:spacing w:before="0" w:after="0" w:line="240" w:lineRule="auto"/>
       </w:pPr>
       <w:rPr>
-        <w:rFonts w:asciiTheme="majorHAnsi" w:eastAsiaTheme="majorEastAsia" w:hAnsiTheme="majorHAnsi" w:cstheme="majorBidi"/>
+        <w:rFonts/>
         <w:b/>
         <w:bCs/>
       </w:rPr>
@@ -3235,14 +3088,14 @@
     </w:tblStylePr>
     <w:tblStylePr w:type="firstCol">
       <w:rPr>
-        <w:rFonts w:asciiTheme="majorHAnsi" w:eastAsiaTheme="majorEastAsia" w:hAnsiTheme="majorHAnsi" w:cstheme="majorBidi"/>
+        <w:rFonts/>
         <w:b/>
         <w:bCs/>
       </w:rPr>
     </w:tblStylePr>
     <w:tblStylePr w:type="lastCol">
       <w:rPr>
-        <w:rFonts w:asciiTheme="majorHAnsi" w:eastAsiaTheme="majorEastAsia" w:hAnsiTheme="majorHAnsi" w:cstheme="majorBidi"/>
+        <w:rFonts/>
         <w:b/>
         <w:bCs/>
       </w:rPr>
@@ -3326,7 +3179,7 @@
         <w:spacing w:before="0" w:after="0" w:line="240" w:lineRule="auto"/>
       </w:pPr>
       <w:rPr>
-        <w:rFonts w:asciiTheme="majorHAnsi" w:eastAsiaTheme="majorEastAsia" w:hAnsiTheme="majorHAnsi" w:cstheme="majorBidi"/>
+        <w:rFonts/>
         <w:b/>
         <w:bCs/>
       </w:rPr>
@@ -3347,7 +3200,7 @@
         <w:spacing w:before="0" w:after="0" w:line="240" w:lineRule="auto"/>
       </w:pPr>
       <w:rPr>
-        <w:rFonts w:asciiTheme="majorHAnsi" w:eastAsiaTheme="majorEastAsia" w:hAnsiTheme="majorHAnsi" w:cstheme="majorBidi"/>
+        <w:rFonts/>
         <w:b/>
         <w:bCs/>
       </w:rPr>
@@ -3365,14 +3218,14 @@
     </w:tblStylePr>
     <w:tblStylePr w:type="firstCol">
       <w:rPr>
-        <w:rFonts w:asciiTheme="majorHAnsi" w:eastAsiaTheme="majorEastAsia" w:hAnsiTheme="majorHAnsi" w:cstheme="majorBidi"/>
+        <w:rFonts/>
         <w:b/>
         <w:bCs/>
       </w:rPr>
     </w:tblStylePr>
     <w:tblStylePr w:type="lastCol">
       <w:rPr>
-        <w:rFonts w:asciiTheme="majorHAnsi" w:eastAsiaTheme="majorEastAsia" w:hAnsiTheme="majorHAnsi" w:cstheme="majorBidi"/>
+        <w:rFonts/>
         <w:b/>
         <w:bCs/>
       </w:rPr>
@@ -3456,7 +3309,7 @@
         <w:spacing w:before="0" w:after="0" w:line="240" w:lineRule="auto"/>
       </w:pPr>
       <w:rPr>
-        <w:rFonts w:asciiTheme="majorHAnsi" w:eastAsiaTheme="majorEastAsia" w:hAnsiTheme="majorHAnsi" w:cstheme="majorBidi"/>
+        <w:rFonts/>
         <w:b/>
         <w:bCs/>
       </w:rPr>
@@ -3477,7 +3330,7 @@
         <w:spacing w:before="0" w:after="0" w:line="240" w:lineRule="auto"/>
       </w:pPr>
       <w:rPr>
-        <w:rFonts w:asciiTheme="majorHAnsi" w:eastAsiaTheme="majorEastAsia" w:hAnsiTheme="majorHAnsi" w:cstheme="majorBidi"/>
+        <w:rFonts/>
         <w:b/>
         <w:bCs/>
       </w:rPr>
@@ -3495,14 +3348,14 @@
     </w:tblStylePr>
     <w:tblStylePr w:type="firstCol">
       <w:rPr>
-        <w:rFonts w:asciiTheme="majorHAnsi" w:eastAsiaTheme="majorEastAsia" w:hAnsiTheme="majorHAnsi" w:cstheme="majorBidi"/>
+        <w:rFonts/>
         <w:b/>
         <w:bCs/>
       </w:rPr>
     </w:tblStylePr>
     <w:tblStylePr w:type="lastCol">
       <w:rPr>
-        <w:rFonts w:asciiTheme="majorHAnsi" w:eastAsiaTheme="majorEastAsia" w:hAnsiTheme="majorHAnsi" w:cstheme="majorBidi"/>
+        <w:rFonts/>
         <w:b/>
         <w:bCs/>
       </w:rPr>
@@ -3586,7 +3439,7 @@
         <w:spacing w:before="0" w:after="0" w:line="240" w:lineRule="auto"/>
       </w:pPr>
       <w:rPr>
-        <w:rFonts w:asciiTheme="majorHAnsi" w:eastAsiaTheme="majorEastAsia" w:hAnsiTheme="majorHAnsi" w:cstheme="majorBidi"/>
+        <w:rFonts/>
         <w:b/>
         <w:bCs/>
       </w:rPr>
@@ -3607,7 +3460,7 @@
         <w:spacing w:before="0" w:after="0" w:line="240" w:lineRule="auto"/>
       </w:pPr>
       <w:rPr>
-        <w:rFonts w:asciiTheme="majorHAnsi" w:eastAsiaTheme="majorEastAsia" w:hAnsiTheme="majorHAnsi" w:cstheme="majorBidi"/>
+        <w:rFonts/>
         <w:b/>
         <w:bCs/>
       </w:rPr>
@@ -3625,14 +3478,14 @@
     </w:tblStylePr>
     <w:tblStylePr w:type="firstCol">
       <w:rPr>
-        <w:rFonts w:asciiTheme="majorHAnsi" w:eastAsiaTheme="majorEastAsia" w:hAnsiTheme="majorHAnsi" w:cstheme="majorBidi"/>
+        <w:rFonts/>
         <w:b/>
         <w:bCs/>
       </w:rPr>
     </w:tblStylePr>
     <w:tblStylePr w:type="lastCol">
       <w:rPr>
-        <w:rFonts w:asciiTheme="majorHAnsi" w:eastAsiaTheme="majorEastAsia" w:hAnsiTheme="majorHAnsi" w:cstheme="majorBidi"/>
+        <w:rFonts/>
         <w:b/>
         <w:bCs/>
       </w:rPr>
@@ -3716,7 +3569,7 @@
         <w:spacing w:before="0" w:after="0" w:line="240" w:lineRule="auto"/>
       </w:pPr>
       <w:rPr>
-        <w:rFonts w:asciiTheme="majorHAnsi" w:eastAsiaTheme="majorEastAsia" w:hAnsiTheme="majorHAnsi" w:cstheme="majorBidi"/>
+        <w:rFonts/>
         <w:b/>
         <w:bCs/>
       </w:rPr>
@@ -3737,7 +3590,7 @@
         <w:spacing w:before="0" w:after="0" w:line="240" w:lineRule="auto"/>
       </w:pPr>
       <w:rPr>
-        <w:rFonts w:asciiTheme="majorHAnsi" w:eastAsiaTheme="majorEastAsia" w:hAnsiTheme="majorHAnsi" w:cstheme="majorBidi"/>
+        <w:rFonts/>
         <w:b/>
         <w:bCs/>
       </w:rPr>
@@ -3755,14 +3608,14 @@
     </w:tblStylePr>
     <w:tblStylePr w:type="firstCol">
       <w:rPr>
-        <w:rFonts w:asciiTheme="majorHAnsi" w:eastAsiaTheme="majorEastAsia" w:hAnsiTheme="majorHAnsi" w:cstheme="majorBidi"/>
+        <w:rFonts/>
         <w:b/>
         <w:bCs/>
       </w:rPr>
     </w:tblStylePr>
     <w:tblStylePr w:type="lastCol">
       <w:rPr>
-        <w:rFonts w:asciiTheme="majorHAnsi" w:eastAsiaTheme="majorEastAsia" w:hAnsiTheme="majorHAnsi" w:cstheme="majorBidi"/>
+        <w:rFonts/>
         <w:b/>
         <w:bCs/>
       </w:rPr>
@@ -3846,7 +3699,7 @@
         <w:spacing w:before="0" w:after="0" w:line="240" w:lineRule="auto"/>
       </w:pPr>
       <w:rPr>
-        <w:rFonts w:asciiTheme="majorHAnsi" w:eastAsiaTheme="majorEastAsia" w:hAnsiTheme="majorHAnsi" w:cstheme="majorBidi"/>
+        <w:rFonts/>
         <w:b/>
         <w:bCs/>
       </w:rPr>
@@ -3867,7 +3720,7 @@
         <w:spacing w:before="0" w:after="0" w:line="240" w:lineRule="auto"/>
       </w:pPr>
       <w:rPr>
-        <w:rFonts w:asciiTheme="majorHAnsi" w:eastAsiaTheme="majorEastAsia" w:hAnsiTheme="majorHAnsi" w:cstheme="majorBidi"/>
+        <w:rFonts/>
         <w:b/>
         <w:bCs/>
       </w:rPr>
@@ -3885,14 +3738,14 @@
     </w:tblStylePr>
     <w:tblStylePr w:type="firstCol">
       <w:rPr>
-        <w:rFonts w:asciiTheme="majorHAnsi" w:eastAsiaTheme="majorEastAsia" w:hAnsiTheme="majorHAnsi" w:cstheme="majorBidi"/>
+        <w:rFonts/>
         <w:b/>
         <w:bCs/>
       </w:rPr>
     </w:tblStylePr>
     <w:tblStylePr w:type="lastCol">
       <w:rPr>
-        <w:rFonts w:asciiTheme="majorHAnsi" w:eastAsiaTheme="majorEastAsia" w:hAnsiTheme="majorHAnsi" w:cstheme="majorBidi"/>
+        <w:rFonts/>
         <w:b/>
         <w:bCs/>
       </w:rPr>
@@ -3976,7 +3829,7 @@
         <w:spacing w:before="0" w:after="0" w:line="240" w:lineRule="auto"/>
       </w:pPr>
       <w:rPr>
-        <w:rFonts w:asciiTheme="majorHAnsi" w:eastAsiaTheme="majorEastAsia" w:hAnsiTheme="majorHAnsi" w:cstheme="majorBidi"/>
+        <w:rFonts/>
         <w:b/>
         <w:bCs/>
       </w:rPr>
@@ -3997,7 +3850,7 @@
         <w:spacing w:before="0" w:after="0" w:line="240" w:lineRule="auto"/>
       </w:pPr>
       <w:rPr>
-        <w:rFonts w:asciiTheme="majorHAnsi" w:eastAsiaTheme="majorEastAsia" w:hAnsiTheme="majorHAnsi" w:cstheme="majorBidi"/>
+        <w:rFonts/>
         <w:b/>
         <w:bCs/>
       </w:rPr>
@@ -4015,14 +3868,14 @@
     </w:tblStylePr>
     <w:tblStylePr w:type="firstCol">
       <w:rPr>
-        <w:rFonts w:asciiTheme="majorHAnsi" w:eastAsiaTheme="majorEastAsia" w:hAnsiTheme="majorHAnsi" w:cstheme="majorBidi"/>
+        <w:rFonts/>
         <w:b/>
         <w:bCs/>
       </w:rPr>
     </w:tblStylePr>
     <w:tblStylePr w:type="lastCol">
       <w:rPr>
-        <w:rFonts w:asciiTheme="majorHAnsi" w:eastAsiaTheme="majorEastAsia" w:hAnsiTheme="majorHAnsi" w:cstheme="majorBidi"/>
+        <w:rFonts/>
         <w:b/>
         <w:bCs/>
       </w:rPr>
@@ -5887,7 +5740,7 @@
     </w:tblPr>
     <w:tblStylePr w:type="firstRow">
       <w:rPr>
-        <w:rFonts w:asciiTheme="majorHAnsi" w:eastAsiaTheme="majorEastAsia" w:hAnsiTheme="majorHAnsi" w:cstheme="majorBidi"/>
+        <w:rFonts/>
       </w:rPr>
       <w:tblPr/>
       <w:tcPr>
@@ -5971,7 +5824,7 @@
     </w:tblPr>
     <w:tblStylePr w:type="firstRow">
       <w:rPr>
-        <w:rFonts w:asciiTheme="majorHAnsi" w:eastAsiaTheme="majorEastAsia" w:hAnsiTheme="majorHAnsi" w:cstheme="majorBidi"/>
+        <w:rFonts/>
       </w:rPr>
       <w:tblPr/>
       <w:tcPr>
@@ -6055,7 +5908,7 @@
     </w:tblPr>
     <w:tblStylePr w:type="firstRow">
       <w:rPr>
-        <w:rFonts w:asciiTheme="majorHAnsi" w:eastAsiaTheme="majorEastAsia" w:hAnsiTheme="majorHAnsi" w:cstheme="majorBidi"/>
+        <w:rFonts/>
       </w:rPr>
       <w:tblPr/>
       <w:tcPr>
@@ -6139,7 +5992,7 @@
     </w:tblPr>
     <w:tblStylePr w:type="firstRow">
       <w:rPr>
-        <w:rFonts w:asciiTheme="majorHAnsi" w:eastAsiaTheme="majorEastAsia" w:hAnsiTheme="majorHAnsi" w:cstheme="majorBidi"/>
+        <w:rFonts/>
       </w:rPr>
       <w:tblPr/>
       <w:tcPr>
@@ -6223,7 +6076,7 @@
     </w:tblPr>
     <w:tblStylePr w:type="firstRow">
       <w:rPr>
-        <w:rFonts w:asciiTheme="majorHAnsi" w:eastAsiaTheme="majorEastAsia" w:hAnsiTheme="majorHAnsi" w:cstheme="majorBidi"/>
+        <w:rFonts/>
       </w:rPr>
       <w:tblPr/>
       <w:tcPr>
@@ -6307,7 +6160,7 @@
     </w:tblPr>
     <w:tblStylePr w:type="firstRow">
       <w:rPr>
-        <w:rFonts w:asciiTheme="majorHAnsi" w:eastAsiaTheme="majorEastAsia" w:hAnsiTheme="majorHAnsi" w:cstheme="majorBidi"/>
+        <w:rFonts/>
       </w:rPr>
       <w:tblPr/>
       <w:tcPr>
@@ -6391,7 +6244,7 @@
     </w:tblPr>
     <w:tblStylePr w:type="firstRow">
       <w:rPr>
-        <w:rFonts w:asciiTheme="majorHAnsi" w:eastAsiaTheme="majorEastAsia" w:hAnsiTheme="majorHAnsi" w:cstheme="majorBidi"/>
+        <w:rFonts/>
       </w:rPr>
       <w:tblPr/>
       <w:tcPr>
@@ -6456,7 +6309,7 @@
       <w:spacing w:after="0" w:line="240" w:lineRule="auto"/>
     </w:pPr>
     <w:rPr>
-      <w:rFonts w:asciiTheme="majorHAnsi" w:eastAsiaTheme="majorEastAsia" w:hAnsiTheme="majorHAnsi" w:cstheme="majorBidi"/>
+      <w:rFonts/>
       <w:color w:val="000000" w:themeColor="text1"/>
     </w:rPr>
     <w:tblPr>
@@ -6584,7 +6437,7 @@
       <w:spacing w:after="0" w:line="240" w:lineRule="auto"/>
     </w:pPr>
     <w:rPr>
-      <w:rFonts w:asciiTheme="majorHAnsi" w:eastAsiaTheme="majorEastAsia" w:hAnsiTheme="majorHAnsi" w:cstheme="majorBidi"/>
+      <w:rFonts/>
       <w:color w:val="000000" w:themeColor="text1"/>
     </w:rPr>
     <w:tblPr>
@@ -6712,7 +6565,7 @@
       <w:spacing w:after="0" w:line="240" w:lineRule="auto"/>
     </w:pPr>
     <w:rPr>
-      <w:rFonts w:asciiTheme="majorHAnsi" w:eastAsiaTheme="majorEastAsia" w:hAnsiTheme="majorHAnsi" w:cstheme="majorBidi"/>
+      <w:rFonts/>
       <w:color w:val="000000" w:themeColor="text1"/>
     </w:rPr>
     <w:tblPr>
@@ -6840,7 +6693,7 @@
       <w:spacing w:after="0" w:line="240" w:lineRule="auto"/>
     </w:pPr>
     <w:rPr>
-      <w:rFonts w:asciiTheme="majorHAnsi" w:eastAsiaTheme="majorEastAsia" w:hAnsiTheme="majorHAnsi" w:cstheme="majorBidi"/>
+      <w:rFonts/>
       <w:color w:val="000000" w:themeColor="text1"/>
     </w:rPr>
     <w:tblPr>
@@ -6968,7 +6821,7 @@
       <w:spacing w:after="0" w:line="240" w:lineRule="auto"/>
     </w:pPr>
     <w:rPr>
-      <w:rFonts w:asciiTheme="majorHAnsi" w:eastAsiaTheme="majorEastAsia" w:hAnsiTheme="majorHAnsi" w:cstheme="majorBidi"/>
+      <w:rFonts/>
       <w:color w:val="000000" w:themeColor="text1"/>
     </w:rPr>
     <w:tblPr>
@@ -7096,7 +6949,7 @@
       <w:spacing w:after="0" w:line="240" w:lineRule="auto"/>
     </w:pPr>
     <w:rPr>
-      <w:rFonts w:asciiTheme="majorHAnsi" w:eastAsiaTheme="majorEastAsia" w:hAnsiTheme="majorHAnsi" w:cstheme="majorBidi"/>
+      <w:rFonts/>
       <w:color w:val="000000" w:themeColor="text1"/>
     </w:rPr>
     <w:tblPr>
@@ -7224,7 +7077,7 @@
       <w:spacing w:after="0" w:line="240" w:lineRule="auto"/>
     </w:pPr>
     <w:rPr>
-      <w:rFonts w:asciiTheme="majorHAnsi" w:eastAsiaTheme="majorEastAsia" w:hAnsiTheme="majorHAnsi" w:cstheme="majorBidi"/>
+      <w:rFonts/>
       <w:color w:val="000000" w:themeColor="text1"/>
     </w:rPr>
     <w:tblPr>
@@ -7863,7 +7716,7 @@
       <w:spacing w:after="0" w:line="240" w:lineRule="auto"/>
     </w:pPr>
     <w:rPr>
-      <w:rFonts w:asciiTheme="majorHAnsi" w:eastAsiaTheme="majorEastAsia" w:hAnsiTheme="majorHAnsi" w:cstheme="majorBidi"/>
+      <w:rFonts/>
       <w:color w:val="000000" w:themeColor="text1"/>
     </w:rPr>
     <w:tblPr>
@@ -7988,7 +7841,7 @@
       <w:spacing w:after="0" w:line="240" w:lineRule="auto"/>
     </w:pPr>
     <w:rPr>
-      <w:rFonts w:asciiTheme="majorHAnsi" w:eastAsiaTheme="majorEastAsia" w:hAnsiTheme="majorHAnsi" w:cstheme="majorBidi"/>
+      <w:rFonts/>
       <w:color w:val="000000" w:themeColor="text1"/>
     </w:rPr>
     <w:tblPr>
@@ -8113,7 +7966,7 @@
       <w:spacing w:after="0" w:line="240" w:lineRule="auto"/>
     </w:pPr>
     <w:rPr>
-      <w:rFonts w:asciiTheme="majorHAnsi" w:eastAsiaTheme="majorEastAsia" w:hAnsiTheme="majorHAnsi" w:cstheme="majorBidi"/>
+      <w:rFonts/>
       <w:color w:val="000000" w:themeColor="text1"/>
     </w:rPr>
     <w:tblPr>
@@ -8238,7 +8091,7 @@
       <w:spacing w:after="0" w:line="240" w:lineRule="auto"/>
     </w:pPr>
     <w:rPr>
-      <w:rFonts w:asciiTheme="majorHAnsi" w:eastAsiaTheme="majorEastAsia" w:hAnsiTheme="majorHAnsi" w:cstheme="majorBidi"/>
+      <w:rFonts/>
       <w:color w:val="000000" w:themeColor="text1"/>
     </w:rPr>
     <w:tblPr>
@@ -8363,7 +8216,7 @@
       <w:spacing w:after="0" w:line="240" w:lineRule="auto"/>
     </w:pPr>
     <w:rPr>
-      <w:rFonts w:asciiTheme="majorHAnsi" w:eastAsiaTheme="majorEastAsia" w:hAnsiTheme="majorHAnsi" w:cstheme="majorBidi"/>
+      <w:rFonts/>
       <w:color w:val="000000" w:themeColor="text1"/>
     </w:rPr>
     <w:tblPr>
@@ -8488,7 +8341,7 @@
       <w:spacing w:after="0" w:line="240" w:lineRule="auto"/>
     </w:pPr>
     <w:rPr>
-      <w:rFonts w:asciiTheme="majorHAnsi" w:eastAsiaTheme="majorEastAsia" w:hAnsiTheme="majorHAnsi" w:cstheme="majorBidi"/>
+      <w:rFonts/>
       <w:color w:val="000000" w:themeColor="text1"/>
     </w:rPr>
     <w:tblPr>
@@ -8613,7 +8466,7 @@
       <w:spacing w:after="0" w:line="240" w:lineRule="auto"/>
     </w:pPr>
     <w:rPr>
-      <w:rFonts w:asciiTheme="majorHAnsi" w:eastAsiaTheme="majorEastAsia" w:hAnsiTheme="majorHAnsi" w:cstheme="majorBidi"/>
+      <w:rFonts/>
       <w:color w:val="000000" w:themeColor="text1"/>
     </w:rPr>
     <w:tblPr>
